--- a/content/blog/tradicii-i-prazdniki-kitaya.VK.docx
+++ b/content/blog/tradicii-i-prazdniki-kitaya.VK.docx
@@ -204,7 +204,7 @@
       <w:r>
         <w:drawing>
           <wp:inline xmlns:a="http://schemas.openxmlformats.org/drawingml/2006/main" xmlns:pic="http://schemas.openxmlformats.org/drawingml/2006/picture">
-            <wp:extent cx="5760720" cy="2784348"/>
+            <wp:extent cx="5760720" cy="3446831"/>
             <wp:docPr id="2" name="Picture 2"/>
             <wp:cNvGraphicFramePr>
               <a:graphicFrameLocks noChangeAspect="1"/>
@@ -225,7 +225,7 @@
                   <pic:spPr>
                     <a:xfrm>
                       <a:off x="0" y="0"/>
-                      <a:ext cx="5760720" cy="2784348"/>
+                      <a:ext cx="5760720" cy="3446831"/>
                     </a:xfrm>
                     <a:prstGeom prst="rect"/>
                   </pic:spPr>
@@ -345,7 +345,7 @@
       <w:r>
         <w:drawing>
           <wp:inline xmlns:a="http://schemas.openxmlformats.org/drawingml/2006/main" xmlns:pic="http://schemas.openxmlformats.org/drawingml/2006/picture">
-            <wp:extent cx="5760720" cy="4459757"/>
+            <wp:extent cx="5760720" cy="4766996"/>
             <wp:docPr id="3" name="Picture 3"/>
             <wp:cNvGraphicFramePr>
               <a:graphicFrameLocks noChangeAspect="1"/>
@@ -366,7 +366,7 @@
                   <pic:spPr>
                     <a:xfrm>
                       <a:off x="0" y="0"/>
-                      <a:ext cx="5760720" cy="4459757"/>
+                      <a:ext cx="5760720" cy="4766996"/>
                     </a:xfrm>
                     <a:prstGeom prst="rect"/>
                   </pic:spPr>
@@ -566,7 +566,7 @@
       <w:r>
         <w:drawing>
           <wp:inline xmlns:a="http://schemas.openxmlformats.org/drawingml/2006/main" xmlns:pic="http://schemas.openxmlformats.org/drawingml/2006/picture">
-            <wp:extent cx="5760720" cy="3206801"/>
+            <wp:extent cx="5760720" cy="4589374"/>
             <wp:docPr id="4" name="Picture 4"/>
             <wp:cNvGraphicFramePr>
               <a:graphicFrameLocks noChangeAspect="1"/>
@@ -587,7 +587,7 @@
                   <pic:spPr>
                     <a:xfrm>
                       <a:off x="0" y="0"/>
-                      <a:ext cx="5760720" cy="3206801"/>
+                      <a:ext cx="5760720" cy="4589374"/>
                     </a:xfrm>
                     <a:prstGeom prst="rect"/>
                   </pic:spPr>

--- a/content/blog/tradicii-i-prazdniki-kitaya.VK.docx
+++ b/content/blog/tradicii-i-prazdniki-kitaya.VK.docx
@@ -204,7 +204,7 @@
       <w:r>
         <w:drawing>
           <wp:inline xmlns:a="http://schemas.openxmlformats.org/drawingml/2006/main" xmlns:pic="http://schemas.openxmlformats.org/drawingml/2006/picture">
-            <wp:extent cx="5760720" cy="3446831"/>
+            <wp:extent cx="5760720" cy="3451631"/>
             <wp:docPr id="2" name="Picture 2"/>
             <wp:cNvGraphicFramePr>
               <a:graphicFrameLocks noChangeAspect="1"/>
@@ -225,7 +225,7 @@
                   <pic:spPr>
                     <a:xfrm>
                       <a:off x="0" y="0"/>
-                      <a:ext cx="5760720" cy="3446831"/>
+                      <a:ext cx="5760720" cy="3451631"/>
                     </a:xfrm>
                     <a:prstGeom prst="rect"/>
                   </pic:spPr>
@@ -345,7 +345,7 @@
       <w:r>
         <w:drawing>
           <wp:inline xmlns:a="http://schemas.openxmlformats.org/drawingml/2006/main" xmlns:pic="http://schemas.openxmlformats.org/drawingml/2006/picture">
-            <wp:extent cx="5760720" cy="4766996"/>
+            <wp:extent cx="5760720" cy="4776597"/>
             <wp:docPr id="3" name="Picture 3"/>
             <wp:cNvGraphicFramePr>
               <a:graphicFrameLocks noChangeAspect="1"/>
@@ -366,7 +366,7 @@
                   <pic:spPr>
                     <a:xfrm>
                       <a:off x="0" y="0"/>
-                      <a:ext cx="5760720" cy="4766996"/>
+                      <a:ext cx="5760720" cy="4776597"/>
                     </a:xfrm>
                     <a:prstGeom prst="rect"/>
                   </pic:spPr>
@@ -566,7 +566,7 @@
       <w:r>
         <w:drawing>
           <wp:inline xmlns:a="http://schemas.openxmlformats.org/drawingml/2006/main" xmlns:pic="http://schemas.openxmlformats.org/drawingml/2006/picture">
-            <wp:extent cx="5760720" cy="4589374"/>
+            <wp:extent cx="5760720" cy="4598975"/>
             <wp:docPr id="4" name="Picture 4"/>
             <wp:cNvGraphicFramePr>
               <a:graphicFrameLocks noChangeAspect="1"/>
@@ -587,7 +587,7 @@
                   <pic:spPr>
                     <a:xfrm>
                       <a:off x="0" y="0"/>
-                      <a:ext cx="5760720" cy="4589374"/>
+                      <a:ext cx="5760720" cy="4598975"/>
                     </a:xfrm>
                     <a:prstGeom prst="rect"/>
                   </pic:spPr>
